--- a/api/assets/pack_despido_files/21_Checklist_de_Despido_Paso_a_Paso.docx
+++ b/api/assets/pack_despido_files/21_Checklist_de_Despido_Paso_a_Paso.docx
@@ -10,52 +10,63 @@
         <w:tblLook w:firstColumn="1" w:firstRow="1" w:lastColumn="0" w:lastRow="0" w:noHBand="0" w:noVBand="1" w:val="04A0"/>
       </w:tblPr>
       <w:tblGrid>
-        <w:gridCol w:w="9360"/>
+        <w:gridCol w:w="6912"/>
+        <w:gridCol w:w="2880"/>
       </w:tblGrid>
       <w:tr>
+        <w:trPr>
+          <w:cantSplit/>
+        </w:trPr>
         <w:tc>
           <w:tcPr>
-            <w:tcW w:type="dxa" w:w="9936"/>
-            <w:shd w:fill="0F172A"/>
-            <w:tcMar>
-              <w:top w:w="200" w:type="dxa"/>
-              <w:bottom w:w="200" w:type="dxa"/>
-              <w:left w:w="240" w:type="dxa"/>
-              <w:right w:w="240" w:type="dxa"/>
-            </w:tcMar>
+            <w:tcW w:type="dxa" w:w="6912"/>
           </w:tcPr>
           <w:p>
             <w:pPr>
-              <w:jc w:val="center"/>
+              <w:spacing w:before="0" w:after="20"/>
             </w:pPr>
             <w:r>
               <w:rPr>
-                <w:rFonts w:ascii="Arial" w:hAnsi="Arial"/>
+                <w:rFonts w:ascii="Calibri" w:hAnsi="Calibri"/>
                 <w:b/>
-                <w:color w:val="38BDF8"/>
+                <w:color w:val="00382E"/>
                 <w:sz w:val="17"/>
               </w:rPr>
-              <w:t>CALCULOLABORAL.CL • PACK CARTAS DE DESPIDO 2026</w:t>
-              <w:br/>
+              <w:t>PACK CARTAS DE DESPIDO | CHILE 2026</w:t>
             </w:r>
+          </w:p>
+          <w:p>
+            <w:pPr>
+              <w:spacing w:before="0" w:after="40"/>
+            </w:pPr>
             <w:r>
               <w:rPr>
-                <w:rFonts w:ascii="Arial" w:hAnsi="Arial"/>
+                <w:rFonts w:ascii="Calibri" w:hAnsi="Calibri"/>
                 <w:b/>
-                <w:color w:val="FFFFFF"/>
-                <w:sz w:val="26"/>
+                <w:color w:val="0F172A"/>
+                <w:sz w:val="24"/>
               </w:rPr>
               <w:t>CHECKLIST DE DESPIDO PASO A PASO</w:t>
             </w:r>
+          </w:p>
+        </w:tc>
+        <w:tc>
+          <w:tcPr>
+            <w:tcW w:type="dxa" w:w="2880"/>
+          </w:tcPr>
+          <w:p>
+            <w:pPr>
+              <w:spacing w:before="0" w:after="0"/>
+              <w:jc w:val="right"/>
+            </w:pPr>
             <w:r>
               <w:rPr>
-                <w:rFonts w:ascii="Arial" w:hAnsi="Arial"/>
-                <w:i/>
-                <w:color w:val="CBD5E1"/>
-                <w:sz w:val="19"/>
+                <w:rFonts w:ascii="Calibri" w:hAnsi="Calibri"/>
+                <w:b/>
+                <w:color w:val="64748B"/>
+                <w:sz w:val="17"/>
               </w:rPr>
-              <w:br/>
-              <w:t>Antes, durante y después de la carta (Código del Trabajo)</w:t>
+              <w:t>DESPIDO-21</w:t>
             </w:r>
           </w:p>
         </w:tc>
@@ -63,17 +74,30 @@
     </w:tbl>
     <w:p>
       <w:pPr>
-        <w:spacing w:after="400"/>
+        <w:keepNext/>
+        <w:pBdr>
+          <w:bottom w:val="single" w:sz="12" w:space="1" w:color="00382E"/>
+        </w:pBdr>
+        <w:spacing w:before="0" w:after="160" w:line="120" w:lineRule="exact"/>
       </w:pPr>
+      <w:r>
+        <w:rPr>
+          <w:rFonts w:ascii="Calibri" w:hAnsi="Calibri" w:cs="Calibri"/>
+          <w:color w:val="E2E8F0"/>
+          <w:sz w:val="15"/>
+        </w:rPr>
+        <w:t/>
+      </w:r>
     </w:p>
     <w:p>
       <w:pPr>
-        <w:spacing w:line="300" w:lineRule="auto" w:after="160"/>
+        <w:spacing w:before="40" w:after="80"/>
       </w:pPr>
       <w:r>
         <w:rPr>
-          <w:rFonts w:ascii="Arial" w:hAnsi="Arial"/>
+          <w:rFonts w:ascii="Calibri" w:hAnsi="Calibri"/>
           <w:b w:val="0"/>
+          <w:color w:val="0F172A"/>
           <w:sz w:val="20"/>
         </w:rPr>
         <w:t>Este listado resume los pasos clave al terminar un contrato. Es una guía de referencia: cada caso puede tener particularidades.</w:t>
@@ -81,12 +105,14 @@
     </w:p>
     <w:p>
       <w:pPr>
-        <w:spacing w:line="300" w:lineRule="auto" w:after="160"/>
+        <w:keepNext/>
+        <w:spacing w:before="120" w:after="40"/>
       </w:pPr>
       <w:r>
         <w:rPr>
-          <w:rFonts w:ascii="Arial" w:hAnsi="Arial"/>
+          <w:rFonts w:ascii="Calibri" w:hAnsi="Calibri"/>
           <w:b/>
+          <w:color w:val="1E293B"/>
           <w:sz w:val="20"/>
         </w:rPr>
         <w:t>PASO 1: ¿PUEDO DESPEDIR A ESTA PERSONA?</w:t>
@@ -94,12 +120,13 @@
     </w:p>
     <w:p>
       <w:pPr>
-        <w:spacing w:line="300" w:lineRule="auto" w:after="160"/>
+        <w:spacing w:before="40" w:after="80"/>
       </w:pPr>
       <w:r>
         <w:rPr>
-          <w:rFonts w:ascii="Arial" w:hAnsi="Arial"/>
+          <w:rFonts w:ascii="Calibri" w:hAnsi="Calibri"/>
           <w:b w:val="0"/>
+          <w:color w:val="0F172A"/>
           <w:sz w:val="20"/>
         </w:rPr>
         <w:t>• Fuero: maternal, sindical, de dirigentes u otros. Con fuero no puedes terminar el contrato sin autorización previa del juez (Art. 174).</w:t>
@@ -111,12 +138,14 @@
     </w:p>
     <w:p>
       <w:pPr>
-        <w:spacing w:line="300" w:lineRule="auto" w:after="160"/>
+        <w:keepNext/>
+        <w:spacing w:before="120" w:after="40"/>
       </w:pPr>
       <w:r>
         <w:rPr>
-          <w:rFonts w:ascii="Arial" w:hAnsi="Arial"/>
+          <w:rFonts w:ascii="Calibri" w:hAnsi="Calibri"/>
           <w:b/>
+          <w:color w:val="1E293B"/>
           <w:sz w:val="20"/>
         </w:rPr>
         <w:t>PASO 2: ELEGIR LA CAUSAL Y REUNIR LA PRUEBA</w:t>
@@ -124,12 +153,13 @@
     </w:p>
     <w:p>
       <w:pPr>
-        <w:spacing w:line="300" w:lineRule="auto" w:after="160"/>
+        <w:spacing w:before="40" w:after="80"/>
       </w:pPr>
       <w:r>
         <w:rPr>
-          <w:rFonts w:ascii="Arial" w:hAnsi="Arial"/>
+          <w:rFonts w:ascii="Calibri" w:hAnsi="Calibri"/>
           <w:b w:val="0"/>
+          <w:color w:val="0F172A"/>
           <w:sz w:val="20"/>
         </w:rPr>
         <w:t>• Art. 159 (sin culpa del trabajador): vencimiento del plazo (N° 4), conclusión de la obra (N° 5), caso fortuito (N° 6).</w:t>
@@ -143,12 +173,14 @@
     </w:p>
     <w:p>
       <w:pPr>
-        <w:spacing w:line="300" w:lineRule="auto" w:after="160"/>
+        <w:keepNext/>
+        <w:spacing w:before="120" w:after="40"/>
       </w:pPr>
       <w:r>
         <w:rPr>
-          <w:rFonts w:ascii="Arial" w:hAnsi="Arial"/>
+          <w:rFonts w:ascii="Calibri" w:hAnsi="Calibri"/>
           <w:b/>
+          <w:color w:val="1E293B"/>
           <w:sz w:val="20"/>
         </w:rPr>
         <w:t>PASO 3: PAGAR Y ACREDITAR LAS COTIZACIONES</w:t>
@@ -156,12 +188,13 @@
     </w:p>
     <w:p>
       <w:pPr>
-        <w:spacing w:line="300" w:lineRule="auto" w:after="160"/>
+        <w:spacing w:before="40" w:after="80"/>
       </w:pPr>
       <w:r>
         <w:rPr>
-          <w:rFonts w:ascii="Arial" w:hAnsi="Arial"/>
+          <w:rFonts w:ascii="Calibri" w:hAnsi="Calibri"/>
           <w:b w:val="0"/>
+          <w:color w:val="0F172A"/>
           <w:sz w:val="20"/>
         </w:rPr>
         <w:t>• Las cotizaciones deben estar pagadas hasta el último día del mes anterior al despido. Si no, el despido no produce efecto y debes seguir pagando remuneraciones hasta convalidarlo (Art. 162).</w:t>
@@ -171,12 +204,14 @@
     </w:p>
     <w:p>
       <w:pPr>
-        <w:spacing w:line="300" w:lineRule="auto" w:after="160"/>
+        <w:keepNext/>
+        <w:spacing w:before="120" w:after="40"/>
       </w:pPr>
       <w:r>
         <w:rPr>
-          <w:rFonts w:ascii="Arial" w:hAnsi="Arial"/>
+          <w:rFonts w:ascii="Calibri" w:hAnsi="Calibri"/>
           <w:b/>
+          <w:color w:val="1E293B"/>
           <w:sz w:val="20"/>
         </w:rPr>
         <w:t>PASO 4: REDACTAR LA CARTA</w:t>
@@ -184,12 +219,13 @@
     </w:p>
     <w:p>
       <w:pPr>
-        <w:spacing w:line="300" w:lineRule="auto" w:after="160"/>
+        <w:spacing w:before="40" w:after="80"/>
       </w:pPr>
       <w:r>
         <w:rPr>
-          <w:rFonts w:ascii="Arial" w:hAnsi="Arial"/>
+          <w:rFonts w:ascii="Calibri" w:hAnsi="Calibri"/>
           <w:b w:val="0"/>
+          <w:color w:val="0F172A"/>
           <w:sz w:val="20"/>
         </w:rPr>
         <w:t>• Indica la causal legal y los hechos en que se funda, con fechas, horas, lugares y personas.</w:t>
@@ -201,12 +237,14 @@
     </w:p>
     <w:p>
       <w:pPr>
-        <w:spacing w:line="300" w:lineRule="auto" w:after="160"/>
+        <w:keepNext/>
+        <w:spacing w:before="120" w:after="40"/>
       </w:pPr>
       <w:r>
         <w:rPr>
-          <w:rFonts w:ascii="Arial" w:hAnsi="Arial"/>
+          <w:rFonts w:ascii="Calibri" w:hAnsi="Calibri"/>
           <w:b/>
+          <w:color w:val="1E293B"/>
           <w:sz w:val="20"/>
         </w:rPr>
         <w:t>PASO 5: ENTREGAR LA CARTA EN PLAZO</w:t>
@@ -214,12 +252,13 @@
     </w:p>
     <w:p>
       <w:pPr>
-        <w:spacing w:line="300" w:lineRule="auto" w:after="160"/>
+        <w:spacing w:before="40" w:after="80"/>
       </w:pPr>
       <w:r>
         <w:rPr>
-          <w:rFonts w:ascii="Arial" w:hAnsi="Arial"/>
+          <w:rFonts w:ascii="Calibri" w:hAnsi="Calibri"/>
           <w:b w:val="0"/>
+          <w:color w:val="0F172A"/>
           <w:sz w:val="20"/>
         </w:rPr>
         <w:t>• Entrégala en mano o envíala por carta certificada al domicilio del contrato dentro de 3 días hábiles desde la separación (6 días hábiles si es el Art. 159 N° 6).</w:t>
@@ -231,12 +270,14 @@
     </w:p>
     <w:p>
       <w:pPr>
-        <w:spacing w:line="300" w:lineRule="auto" w:after="160"/>
+        <w:keepNext/>
+        <w:spacing w:before="120" w:after="40"/>
       </w:pPr>
       <w:r>
         <w:rPr>
-          <w:rFonts w:ascii="Arial" w:hAnsi="Arial"/>
+          <w:rFonts w:ascii="Calibri" w:hAnsi="Calibri"/>
           <w:b/>
+          <w:color w:val="1E293B"/>
           <w:sz w:val="20"/>
         </w:rPr>
         <w:t>PASO 6: AVISAR A LA INSPECCIÓN DEL TRABAJO</w:t>
@@ -244,12 +285,13 @@
     </w:p>
     <w:p>
       <w:pPr>
-        <w:spacing w:line="300" w:lineRule="auto" w:after="160"/>
+        <w:spacing w:before="40" w:after="80"/>
       </w:pPr>
       <w:r>
         <w:rPr>
-          <w:rFonts w:ascii="Arial" w:hAnsi="Arial"/>
+          <w:rFonts w:ascii="Calibri" w:hAnsi="Calibri"/>
           <w:b w:val="0"/>
+          <w:color w:val="0F172A"/>
           <w:sz w:val="20"/>
         </w:rPr>
         <w:t>• Envía copia de la carta a la Inspección del Trabajo dentro del mismo plazo, por el servicio electrónico de la Dirección del Trabajo o con el documento 19.</w:t>
@@ -257,12 +299,14 @@
     </w:p>
     <w:p>
       <w:pPr>
-        <w:spacing w:line="300" w:lineRule="auto" w:after="160"/>
+        <w:keepNext/>
+        <w:spacing w:before="120" w:after="40"/>
       </w:pPr>
       <w:r>
         <w:rPr>
-          <w:rFonts w:ascii="Arial" w:hAnsi="Arial"/>
+          <w:rFonts w:ascii="Calibri" w:hAnsi="Calibri"/>
           <w:b/>
+          <w:color w:val="1E293B"/>
           <w:sz w:val="20"/>
         </w:rPr>
         <w:t>PASO 7: FINIQUITO</w:t>
@@ -270,12 +314,13 @@
     </w:p>
     <w:p>
       <w:pPr>
-        <w:spacing w:line="300" w:lineRule="auto" w:after="160"/>
+        <w:spacing w:before="40" w:after="80"/>
       </w:pPr>
       <w:r>
         <w:rPr>
-          <w:rFonts w:ascii="Arial" w:hAnsi="Arial"/>
+          <w:rFonts w:ascii="Calibri" w:hAnsi="Calibri"/>
           <w:b w:val="0"/>
+          <w:color w:val="0F172A"/>
           <w:sz w:val="20"/>
         </w:rPr>
         <w:t>• Prepara el finiquito con remuneraciones pendientes, feriado proporcional y, si corresponde, indemnizaciones, y pónlo a disposición del trabajador dentro de 10 días hábiles.</w:t>
@@ -285,12 +330,14 @@
     </w:p>
     <w:p>
       <w:pPr>
-        <w:spacing w:line="300" w:lineRule="auto" w:after="160"/>
+        <w:keepNext/>
+        <w:spacing w:before="120" w:after="40"/>
       </w:pPr>
       <w:r>
         <w:rPr>
-          <w:rFonts w:ascii="Arial" w:hAnsi="Arial"/>
+          <w:rFonts w:ascii="Calibri" w:hAnsi="Calibri"/>
           <w:b/>
+          <w:color w:val="1E293B"/>
           <w:sz w:val="20"/>
         </w:rPr>
         <w:t>DESPUÉS: SI EL TRABAJADOR RECLAMA</w:t>
@@ -298,12 +345,13 @@
     </w:p>
     <w:p>
       <w:pPr>
-        <w:spacing w:line="300" w:lineRule="auto" w:after="160"/>
+        <w:spacing w:before="40" w:after="80"/>
       </w:pPr>
       <w:r>
         <w:rPr>
-          <w:rFonts w:ascii="Arial" w:hAnsi="Arial"/>
+          <w:rFonts w:ascii="Calibri" w:hAnsi="Calibri"/>
           <w:b w:val="0"/>
+          <w:color w:val="0F172A"/>
           <w:sz w:val="20"/>
         </w:rPr>
         <w:t>• El trabajador tiene 60 días hábiles para demandar por despido injustificado (Art. 168). Si el juez declara el despido injustificado, indebido o improcedente, las indemnizaciones se pagan con recargo de entre 30% y 80%, según la causal invocada.</w:t>
@@ -312,13 +360,34 @@
       </w:r>
     </w:p>
     <w:sectPr>
+      <w:footerReference w:type="default" r:id="rId9"/>
       <w:pgSz w:w="12240" w:h="15840"/>
-      <w:pgMar w:top="1152" w:right="1152" w:bottom="1152" w:left="1152" w:header="720" w:footer="720" w:gutter="0"/>
+      <w:pgMar w:top="936" w:right="936" w:bottom="936" w:left="936" w:header="720" w:footer="720" w:gutter="0"/>
       <w:cols w:space="720"/>
       <w:docGrid w:linePitch="360"/>
     </w:sectPr>
   </w:body>
 </w:document>
+</file>
+
+<file path=word/footer1.xml><?xml version="1.0" encoding="utf-8"?>
+<w:ftr xmlns:m="http://schemas.openxmlformats.org/officeDocument/2006/math" xmlns:mc="http://schemas.openxmlformats.org/markup-compatibility/2006" xmlns:mo="http://schemas.microsoft.com/office/mac/office/2008/main" xmlns:mv="urn:schemas-microsoft-com:mac:vml" xmlns:o="urn:schemas-microsoft-com:office:office" xmlns:r="http://schemas.openxmlformats.org/officeDocument/2006/relationships" xmlns:v="urn:schemas-microsoft-com:vml" xmlns:w10="urn:schemas-microsoft-com:office:word" xmlns:w14="http://schemas.microsoft.com/office/word/2010/wordml" xmlns:w="http://schemas.openxmlformats.org/wordprocessingml/2006/main" xmlns:wne="http://schemas.microsoft.com/office/word/2006/wordml" xmlns:wp14="http://schemas.microsoft.com/office/word/2010/wordprocessingDrawing" xmlns:wp="http://schemas.openxmlformats.org/drawingml/2006/wordprocessingDrawing" xmlns:wpc="http://schemas.microsoft.com/office/word/2010/wordprocessingCanvas" xmlns:wpg="http://schemas.microsoft.com/office/word/2010/wordprocessingGroup" xmlns:wpi="http://schemas.microsoft.com/office/word/2010/wordprocessingInk" xmlns:wps="http://schemas.microsoft.com/office/word/2010/wordprocessingShape" mc:Ignorable="w14 wp14">
+  <w:p>
+    <w:pPr>
+      <w:pStyle w:val="Footer"/>
+      <w:spacing w:before="0" w:after="0"/>
+      <w:jc w:val="right"/>
+    </w:pPr>
+    <w:r>
+      <w:rPr>
+        <w:rFonts w:ascii="Calibri" w:hAnsi="Calibri"/>
+        <w:color w:val="94A3B8"/>
+        <w:sz w:val="16"/>
+      </w:rPr>
+      <w:t>CálculoLaboral.cl · Pack de Cartas de Despido 2026 · Modelo de referencia</w:t>
+    </w:r>
+  </w:p>
+</w:ftr>
 </file>
 
 <file path=word/numbering.xml><?xml version="1.0" encoding="utf-8"?>
@@ -684,6 +753,14 @@
     <w:name w:val="Normal"/>
     <w:qFormat/>
     <w:rsid w:val="00FC693F"/>
+    <w:pPr>
+      <w:spacing w:line="276" w:lineRule="auto" w:after="80"/>
+    </w:pPr>
+    <w:rPr>
+      <w:rFonts w:ascii="Calibri" w:hAnsi="Calibri"/>
+      <w:color w:val="1E293B"/>
+      <w:sz w:val="20"/>
+    </w:rPr>
   </w:style>
   <w:style w:type="paragraph" w:styleId="Header">
     <w:name w:val="header"/>

--- a/api/assets/pack_despido_files/21_Checklist_de_Despido_Paso_a_Paso.docx
+++ b/api/assets/pack_despido_files/21_Checklist_de_Despido_Paso_a_Paso.docx
@@ -232,6 +232,8 @@
         <w:br/>
         <w:t>• En juicio solo puedes defender los hechos que consten en la carta (Art. 454 N° 1).</w:t>
         <w:br/>
+        <w:t>• Informa en la carta si el finiquito será presencial o electrónico y que el trabajador puede formular reserva de derechos al firmarlo (Art. 162, Ley 21.361).</w:t>
+        <w:br/>
         <w:t>• Usa el modelo que corresponda a tu causal.</w:t>
       </w:r>
     </w:p>
@@ -354,7 +356,7 @@
           <w:color w:val="0F172A"/>
           <w:sz w:val="20"/>
         </w:rPr>
-        <w:t>• El trabajador tiene 60 días hábiles para demandar por despido injustificado (Art. 168). Si el juez declara el despido injustificado, indebido o improcedente, las indemnizaciones se pagan con recargo de entre 30% y 80%, según la causal invocada.</w:t>
+        <w:t>• El trabajador tiene 60 días hábiles para demandar por despido injustificado (Art. 168). Si el juez declara el despido injustificado, indebido o improcedente, las indemnizaciones se pagan con recargo de 30% a 80%, según la causal invocada (puede llegar a 100% si invocaste ciertas faltas del Art. 160 y el juez declara que no tenían motivo plausible).</w:t>
         <w:br/>
         <w:t>• Conserva toda la documentación de este pack mientras pueda haber un reclamo.</w:t>
       </w:r>
